--- a/中文论文/响应异质性与学习加速模型v3.docx
+++ b/中文论文/响应异质性与学习加速模型v3.docx
@@ -3,11 +3,6 @@
 <w:document xmlns:wpc="http://schemas.microsoft.com/office/word/2010/wordprocessingCanvas" xmlns:cx="http://schemas.microsoft.com/office/drawing/2014/chartex" xmlns:cx1="http://schemas.microsoft.com/office/drawing/2015/9/8/chartex" xmlns:cx2="http://schemas.microsoft.com/office/drawing/2015/10/21/chartex" xmlns:cx3="http://schemas.microsoft.com/office/drawing/2016/5/9/chartex" xmlns:cx4="http://schemas.microsoft.com/office/drawing/2016/5/10/chartex" xmlns:cx5="http://schemas.microsoft.com/office/drawing/2016/5/11/chartex" xmlns:cx6="http://schemas.microsoft.com/office/drawing/2016/5/12/chartex" xmlns:cx7="http://schemas.microsoft.com/office/drawing/2016/5/13/chartex" xmlns:cx8="http://schemas.microsoft.com/office/drawing/2016/5/14/chartex" xmlns:mc="http://schemas.openxmlformats.org/markup-compatibility/2006" xmlns:aink="http://schemas.microsoft.com/office/drawing/2016/ink" xmlns:am3d="http://schemas.microsoft.com/office/drawing/2017/model3d" xmlns:o="urn:schemas-microsoft-com:office:office" xmlns:oel="http://schemas.microsoft.com/office/2019/extlst" xmlns:r="http://schemas.openxmlformats.org/officeDocument/2006/relationships" xmlns:m="http://schemas.openxmlformats.org/officeDocument/2006/math" xmlns:v="urn:schemas-microsoft-com:vml" xmlns:wp14="http://schemas.microsoft.com/office/word/2010/wordprocessingDrawing" xmlns:wp="http://schemas.openxmlformats.org/drawingml/2006/wordprocessingDrawing" xmlns:w10="urn:schemas-microsoft-com:office:word" xmlns:w="http://schemas.openxmlformats.org/wordprocessingml/2006/main" xmlns:w14="http://schemas.microsoft.com/office/word/2010/wordml" xmlns:w15="http://schemas.microsoft.com/office/word/2012/wordml" xmlns:w16cex="http://schemas.microsoft.com/office/word/2018/wordml/cex" xmlns:w16cid="http://schemas.microsoft.com/office/word/2016/wordml/cid" xmlns:w16="http://schemas.microsoft.com/office/word/2018/wordml" xmlns:w16sdtdh="http://schemas.microsoft.com/office/word/2020/wordml/sdtdatahash" xmlns:w16se="http://schemas.microsoft.com/office/word/2015/wordml/symex" xmlns:wpg="http://schemas.microsoft.com/office/word/2010/wordprocessingGroup" xmlns:wpi="http://schemas.microsoft.com/office/word/2010/wordprocessingInk" xmlns:wne="http://schemas.microsoft.com/office/word/2006/wordml" xmlns:wps="http://schemas.microsoft.com/office/word/2010/wordprocessingShape" mc:Ignorable="w14 w15 w16se w16cid w16 w16cex w16sdtdh wp14">
   <w:body>
     <w:p>
-      <w:pPr>
-        <w:rPr>
-          <w:rFonts w:hint="eastAsia"/>
-        </w:rPr>
-      </w:pPr>
       <w:r>
         <w:rPr>
           <w:rFonts w:hint="eastAsia"/>
@@ -57,6 +52,12 @@
       </w:r>
     </w:p>
     <w:p>
+      <w:pPr>
+        <w:rPr>
+          <w:rFonts w:hint="eastAsia"/>
+          <w:vertAlign w:val="subscript"/>
+        </w:rPr>
+      </w:pPr>
       <w:r>
         <w:t>模型结构和训练流程</w:t>
       </w:r>
@@ -111,8 +112,13 @@
       <w:r>
         <w:t>L5</w:t>
       </w:r>
-      <w:r>
-        <w:t>两层。</w:t>
+      <w:proofErr w:type="gramStart"/>
+      <w:r>
+        <w:t>两</w:t>
+      </w:r>
+      <w:proofErr w:type="gramEnd"/>
+      <w:r>
+        <w:t>层。</w:t>
       </w:r>
       <w:r>
         <w:t>2</w:t>
@@ -124,7 +130,15 @@
         <w:t>5</w:t>
       </w:r>
       <w:r>
-        <w:t>层一个亚群作为行为读出。每个试次会计算</w:t>
+        <w:t>层一个亚群作为行为读出。</w:t>
+      </w:r>
+      <w:proofErr w:type="gramStart"/>
+      <w:r>
+        <w:t>每个试次会</w:t>
+      </w:r>
+      <w:proofErr w:type="gramEnd"/>
+      <w:r>
+        <w:t>计算</w:t>
       </w:r>
       <w:r>
         <w:t>5</w:t>
@@ -238,8 +252,13 @@
         <w:t>）</w:t>
       </w:r>
       <w:r>
-        <w:t>一个训练试次分为</w:t>
-      </w:r>
+        <w:t>一个训练</w:t>
+      </w:r>
+      <w:proofErr w:type="gramStart"/>
+      <w:r>
+        <w:t>试次分为</w:t>
+      </w:r>
+      <w:proofErr w:type="gramEnd"/>
       <w:r>
         <w:t>5</w:t>
       </w:r>
@@ -262,7 +281,15 @@
         <w:t>20</w:t>
       </w:r>
       <w:r>
-        <w:t>次。如果发生阈上行为读出，立即执行反向</w:t>
+        <w:t>次。如果发生</w:t>
+      </w:r>
+      <w:proofErr w:type="gramStart"/>
+      <w:r>
+        <w:t>阈</w:t>
+      </w:r>
+      <w:proofErr w:type="gramEnd"/>
+      <w:r>
+        <w:t>上行为读出，立即执行反向</w:t>
       </w:r>
       <w:r>
         <w:t>Hebb</w:t>
@@ -316,7 +343,15 @@
         <w:t>5</w:t>
       </w:r>
       <w:r>
-        <w:t>层产生阈上行为模式响应，则判定行为命中；或者迭代次数达到</w:t>
+        <w:t>层产生</w:t>
+      </w:r>
+      <w:proofErr w:type="gramStart"/>
+      <w:r>
+        <w:t>阈</w:t>
+      </w:r>
+      <w:proofErr w:type="gramEnd"/>
+      <w:r>
+        <w:t>上行为模式响应，则判定行为命中；或者迭代次数达到</w:t>
       </w:r>
       <w:r>
         <w:t>5</w:t>
@@ -343,7 +378,15 @@
         <w:t>Hebb</w:t>
       </w:r>
       <w:r>
-        <w:t>更新。这对应着动物实验中，无论行为是否命中，都会给水。教学结束后，进入下个试次的噪音阶段。</w:t>
+        <w:t>更新。这对应着动物实验中，无论行为是否命中，都会给水。教学结束后，进入下</w:t>
+      </w:r>
+      <w:proofErr w:type="gramStart"/>
+      <w:r>
+        <w:t>个试次</w:t>
+      </w:r>
+      <w:proofErr w:type="gramEnd"/>
+      <w:r>
+        <w:t>的噪音阶段。</w:t>
       </w:r>
       <w:r>
         <w:rPr>
@@ -373,8 +416,13 @@
         <w:t>80</w:t>
       </w:r>
       <w:r>
-        <w:t>只鼠分为</w:t>
-      </w:r>
+        <w:t>只</w:t>
+      </w:r>
+      <w:proofErr w:type="gramStart"/>
+      <w:r>
+        <w:t>鼠分为</w:t>
+      </w:r>
+      <w:proofErr w:type="gramEnd"/>
       <w:r>
         <w:t>Naive</w:t>
       </w:r>
@@ -397,8 +445,13 @@
         <w:t>A</w:t>
       </w:r>
       <w:r>
-        <w:t>的预训练，直到学会；所有鼠最多</w:t>
-      </w:r>
+        <w:t>的预训练，直到学会；所有</w:t>
+      </w:r>
+      <w:proofErr w:type="gramStart"/>
+      <w:r>
+        <w:t>鼠最多</w:t>
+      </w:r>
+      <w:proofErr w:type="gramEnd"/>
       <w:r>
         <w:t>16</w:t>
       </w:r>
@@ -415,7 +468,15 @@
         <w:t>B</w:t>
       </w:r>
       <w:r>
-        <w:t>，进行正式训练，每只鼠最多训练</w:t>
+        <w:t>，进行正式训练，每只</w:t>
+      </w:r>
+      <w:proofErr w:type="gramStart"/>
+      <w:r>
+        <w:t>鼠最多</w:t>
+      </w:r>
+      <w:proofErr w:type="gramEnd"/>
+      <w:r>
+        <w:t>训练</w:t>
       </w:r>
       <w:r>
         <w:t>8</w:t>
@@ -425,11 +486,6 @@
       </w:r>
     </w:p>
     <w:p>
-      <w:pPr>
-        <w:rPr>
-          <w:rFonts w:hint="eastAsia"/>
-        </w:rPr>
-      </w:pPr>
       <w:r>
         <w:rPr>
           <w:rFonts w:hint="eastAsia"/>
@@ -688,7 +744,15 @@
         <w:t>三</w:t>
       </w:r>
       <w:r>
-        <w:t>种连接类型的权重方差均增大。下：相比于未经预训的初始学习，有预训经验的连续学习，</w:t>
+        <w:t>种连接类型的权重</w:t>
+      </w:r>
+      <w:proofErr w:type="gramStart"/>
+      <w:r>
+        <w:t>方差均</w:t>
+      </w:r>
+      <w:proofErr w:type="gramEnd"/>
+      <w:r>
+        <w:t>增大。下：相比于未经预训的初始学习，有预训经验的连续学习，</w:t>
       </w:r>
       <w:r>
         <w:rPr>
@@ -760,7 +824,21 @@
         <w:rPr>
           <w:rFonts w:hint="eastAsia"/>
         </w:rPr>
-        <w:t>横轴是线索之后的每次迭代，纵轴是细胞，颜色对应所有试次平均响应。连续学习时，线索响应更早，活跃和沉默群体的区分更清晰。</w:t>
+        <w:t>横轴是线索之后的每次迭代，纵轴是细胞，颜色对应</w:t>
+      </w:r>
+      <w:proofErr w:type="gramStart"/>
+      <w:r>
+        <w:rPr>
+          <w:rFonts w:hint="eastAsia"/>
+        </w:rPr>
+        <w:t>所有试次平均</w:t>
+      </w:r>
+      <w:proofErr w:type="gramEnd"/>
+      <w:r>
+        <w:rPr>
+          <w:rFonts w:hint="eastAsia"/>
+        </w:rPr>
+        <w:t>响应。连续学习时，线索响应更早，活跃和沉默群体的区分更清晰。</w:t>
       </w:r>
       <w:r>
         <w:t>（</w:t>
@@ -775,15 +853,34 @@
         <w:t>Hebb</w:t>
       </w:r>
       <w:r>
-        <w:t>更新幅度是活动依赖的。在初始学习时，多数细胞响应较低，只有少数高响应细胞，权重总体更新较慢，响应异质性也低；而有预训经验后，会有更多细胞更活跃（但仍少于低活跃细胞），权重更新加快，响应异质性也高。这是因为响应异质性计算的是细胞间响应强度的标准差，其数学特征是，在高活跃细胞占比少于一半时，其占比越高，标准差就越大。因此在稀疏响应的背景下，高活动细胞占比和响应异质性方向是一致的。</w:t>
+        <w:t>更新幅度是活动依赖的。在初始学习时，多数细胞响应较低，只有少数高响应细胞，权重总体更新较慢，响应异质性也低；而有预训经验后，会有更多细胞更活跃（但仍</w:t>
+      </w:r>
+      <w:proofErr w:type="gramStart"/>
+      <w:r>
+        <w:t>少于低活跃</w:t>
+      </w:r>
+      <w:proofErr w:type="gramEnd"/>
+      <w:r>
+        <w:t>细胞），权重更新加快，响应异质性也高。这是因为响应异质性计算的是细胞间响应强度的标准差，其数学特征是，在</w:t>
+      </w:r>
+      <w:proofErr w:type="gramStart"/>
+      <w:r>
+        <w:t>高活跃</w:t>
+      </w:r>
+      <w:proofErr w:type="gramEnd"/>
+      <w:r>
+        <w:t>细胞占比少于一半时，其占比越高，标准差就越大。因此在</w:t>
+      </w:r>
+      <w:proofErr w:type="gramStart"/>
+      <w:r>
+        <w:t>稀疏响应</w:t>
+      </w:r>
+      <w:proofErr w:type="gramEnd"/>
+      <w:r>
+        <w:t>的背景下，高活动细胞占比和响应异质性方向是一致的。</w:t>
       </w:r>
     </w:p>
     <w:p>
-      <w:pPr>
-        <w:rPr>
-          <w:rFonts w:hint="eastAsia"/>
-        </w:rPr>
-      </w:pPr>
       <w:r>
         <w:rPr>
           <w:rFonts w:hint="eastAsia"/>
